--- a/manuscript/tables/table8_oversmoothing.docx
+++ b/manuscript/tables/table8_oversmoothing.docx
@@ -10,14 +10,228 @@
         <w:t>Table 8 — Over-smoothing / GAT</w:t>
       </w:r>
     </w:p>
-    <w:p>
-      <w:r>
-        <w:rPr>
-          <w:b/>
-        </w:rPr>
-        <w:t>MISSING DATA — 0/36 conditions présentes.</w:t>
-      </w:r>
-    </w:p>
+    <w:tbl>
+      <w:tblPr>
+        <w:tblStyle w:val="LightGrid-Accent1"/>
+        <w:tblW w:type="auto" w:w="0"/>
+        <w:tblLook w:firstColumn="1" w:firstRow="1" w:lastColumn="0" w:lastRow="0" w:noHBand="0" w:noVBand="1" w:val="04A0"/>
+      </w:tblPr>
+      <w:tblGrid>
+        <w:gridCol w:w="1728"/>
+        <w:gridCol w:w="1728"/>
+        <w:gridCol w:w="1728"/>
+        <w:gridCol w:w="1728"/>
+        <w:gridCol w:w="1728"/>
+      </w:tblGrid>
+      <w:tr>
+        <w:tc>
+          <w:tcPr>
+            <w:tcW w:type="dxa" w:w="1728"/>
+          </w:tcPr>
+          <w:p>
+            <w:r>
+              <w:t>City</w:t>
+            </w:r>
+          </w:p>
+        </w:tc>
+        <w:tc>
+          <w:tcPr>
+            <w:tcW w:type="dxa" w:w="1728"/>
+          </w:tcPr>
+          <w:p>
+            <w:r>
+              <w:t>Linear (1L)</w:t>
+            </w:r>
+          </w:p>
+        </w:tc>
+        <w:tc>
+          <w:tcPr>
+            <w:tcW w:type="dxa" w:w="1728"/>
+          </w:tcPr>
+          <w:p>
+            <w:r>
+              <w:t>GCN (1L)</w:t>
+            </w:r>
+          </w:p>
+        </w:tc>
+        <w:tc>
+          <w:tcPr>
+            <w:tcW w:type="dxa" w:w="1728"/>
+          </w:tcPr>
+          <w:p>
+            <w:r>
+              <w:t>GCN (2L)</w:t>
+            </w:r>
+          </w:p>
+        </w:tc>
+        <w:tc>
+          <w:tcPr>
+            <w:tcW w:type="dxa" w:w="1728"/>
+          </w:tcPr>
+          <w:p>
+            <w:r>
+              <w:t>GAT (2L)</w:t>
+            </w:r>
+          </w:p>
+        </w:tc>
+      </w:tr>
+      <w:tr>
+        <w:tc>
+          <w:tcPr>
+            <w:tcW w:type="dxa" w:w="1728"/>
+          </w:tcPr>
+          <w:p>
+            <w:r>
+              <w:t>Beijing</w:t>
+            </w:r>
+          </w:p>
+        </w:tc>
+        <w:tc>
+          <w:tcPr>
+            <w:tcW w:type="dxa" w:w="1728"/>
+          </w:tcPr>
+          <w:p>
+            <w:r>
+              <w:t>0.8790±0.0020</w:t>
+            </w:r>
+          </w:p>
+        </w:tc>
+        <w:tc>
+          <w:tcPr>
+            <w:tcW w:type="dxa" w:w="1728"/>
+          </w:tcPr>
+          <w:p>
+            <w:r>
+              <w:t>0.8852±0.0082</w:t>
+            </w:r>
+          </w:p>
+        </w:tc>
+        <w:tc>
+          <w:tcPr>
+            <w:tcW w:type="dxa" w:w="1728"/>
+          </w:tcPr>
+          <w:p>
+            <w:r>
+              <w:t>0.8825±0.0031</w:t>
+            </w:r>
+          </w:p>
+        </w:tc>
+        <w:tc>
+          <w:tcPr>
+            <w:tcW w:type="dxa" w:w="1728"/>
+          </w:tcPr>
+          <w:p>
+            <w:r>
+              <w:t>0.8619±0.0027</w:t>
+            </w:r>
+          </w:p>
+        </w:tc>
+      </w:tr>
+      <w:tr>
+        <w:tc>
+          <w:tcPr>
+            <w:tcW w:type="dxa" w:w="1728"/>
+          </w:tcPr>
+          <w:p>
+            <w:r>
+              <w:t>London</w:t>
+            </w:r>
+          </w:p>
+        </w:tc>
+        <w:tc>
+          <w:tcPr>
+            <w:tcW w:type="dxa" w:w="1728"/>
+          </w:tcPr>
+          <w:p>
+            <w:r>
+              <w:t>0.6938±0.0202</w:t>
+            </w:r>
+          </w:p>
+        </w:tc>
+        <w:tc>
+          <w:tcPr>
+            <w:tcW w:type="dxa" w:w="1728"/>
+          </w:tcPr>
+          <w:p>
+            <w:r>
+              <w:t>0.2523±0.0122</w:t>
+            </w:r>
+          </w:p>
+        </w:tc>
+        <w:tc>
+          <w:tcPr>
+            <w:tcW w:type="dxa" w:w="1728"/>
+          </w:tcPr>
+          <w:p>
+            <w:r>
+              <w:t>0.1366±0.0077</w:t>
+            </w:r>
+          </w:p>
+        </w:tc>
+        <w:tc>
+          <w:tcPr>
+            <w:tcW w:type="dxa" w:w="1728"/>
+          </w:tcPr>
+          <w:p>
+            <w:r>
+              <w:t>-0.0705±0.0220</w:t>
+            </w:r>
+          </w:p>
+        </w:tc>
+      </w:tr>
+      <w:tr>
+        <w:tc>
+          <w:tcPr>
+            <w:tcW w:type="dxa" w:w="1728"/>
+          </w:tcPr>
+          <w:p>
+            <w:r>
+              <w:t>Madrid</w:t>
+            </w:r>
+          </w:p>
+        </w:tc>
+        <w:tc>
+          <w:tcPr>
+            <w:tcW w:type="dxa" w:w="1728"/>
+          </w:tcPr>
+          <w:p>
+            <w:r>
+              <w:t>0.6460±0.0050</w:t>
+            </w:r>
+          </w:p>
+        </w:tc>
+        <w:tc>
+          <w:tcPr>
+            <w:tcW w:type="dxa" w:w="1728"/>
+          </w:tcPr>
+          <w:p>
+            <w:r>
+              <w:t>0.4968±0.0086</w:t>
+            </w:r>
+          </w:p>
+        </w:tc>
+        <w:tc>
+          <w:tcPr>
+            <w:tcW w:type="dxa" w:w="1728"/>
+          </w:tcPr>
+          <w:p>
+            <w:r>
+              <w:t>0.4588±0.0037</w:t>
+            </w:r>
+          </w:p>
+        </w:tc>
+        <w:tc>
+          <w:tcPr>
+            <w:tcW w:type="dxa" w:w="1728"/>
+          </w:tcPr>
+          <w:p>
+            <w:r>
+              <w:t>0.3090±0.0045</w:t>
+            </w:r>
+          </w:p>
+        </w:tc>
+      </w:tr>
+    </w:tbl>
     <w:sectPr>
       <w:pgSz w:w="12240" w:h="15840"/>
       <w:pgMar w:top="1440" w:right="1800" w:bottom="1440" w:left="1800" w:header="720" w:footer="720" w:gutter="0"/>

--- a/manuscript/tables/table8_oversmoothing.docx
+++ b/manuscript/tables/table8_oversmoothing.docx
@@ -232,6 +232,15 @@
         </w:tc>
       </w:tr>
     </w:tbl>
+    <w:p>
+      <w:r>
+        <w:rPr>
+          <w:i/>
+          <w:sz w:val="18"/>
+        </w:rPr>
+        <w:t>Beijing/London/Madrid uniquement (E13) — Chang-Zhu-Tan (CZT) n'a pas de contrôle over-smoothing/GAT : jamais lancé sur ce réseau (E16 : protocole limité à GCN-Transformer + Linear-Transformer), pas une omission.</w:t>
+      </w:r>
+    </w:p>
     <w:sectPr>
       <w:pgSz w:w="12240" w:h="15840"/>
       <w:pgMar w:top="1440" w:right="1800" w:bottom="1440" w:left="1800" w:header="720" w:footer="720" w:gutter="0"/>
